--- a/Physics/Units/11-Engineering Design and Course Review/Unit Plan.docx
+++ b/Physics/Units/11-Engineering Design and Course Review/Unit Plan.docx
@@ -33,7 +33,7 @@
           <w:sz w:val="22"/>
           <w:u w:val="none"/>
         </w:rPr>
-        <w:t>Duration: 8 days  |  Performance Expectations: HS-ETS1-1, HS-ETS1-2, HS-ETS1-3, HS-ETS1-4</w:t>
+        <w:t>Duration: 6 days  |  Performance Expectations: HS-ETS1-1, HS-ETS1-2, HS-ETS1-3, HS-ETS1-4</w:t>
       </w:r>
     </w:p>
     <w:p>
@@ -316,7 +316,7 @@
                 <w:sz w:val="22"/>
                 <w:u w:val="none"/>
               </w:rPr>
-              <w:t>The Engineering Design Process</w:t>
+              <w:t>The Engineering Design Process (Day 1 of 2)</w:t>
             </w:r>
           </w:p>
         </w:tc>
@@ -335,7 +335,7 @@
                 <w:sz w:val="22"/>
                 <w:u w:val="none"/>
               </w:rPr>
-              <w:t>2</w:t>
+              <w:t>1</w:t>
             </w:r>
           </w:p>
         </w:tc>
@@ -354,7 +354,7 @@
                 <w:sz w:val="22"/>
                 <w:u w:val="none"/>
               </w:rPr>
-              <w:t>At the end of 42 minutes I can define a problem in terms of criteria and constraints, and propose a physics-based soluti...</w:t>
+              <w:t>At the end of 42 minutes I can define and identify key concepts related to: define a problem in terms of criteria and co...</w:t>
             </w:r>
           </w:p>
         </w:tc>
@@ -396,7 +396,7 @@
                 <w:sz w:val="22"/>
                 <w:u w:val="none"/>
               </w:rPr>
-              <w:t>Applying Physics to Real-World Design Challenges</w:t>
+              <w:t>The Engineering Design Process (Day 2 of 2)</w:t>
             </w:r>
           </w:p>
         </w:tc>
@@ -416,7 +416,7 @@
                 <w:sz w:val="22"/>
                 <w:u w:val="none"/>
               </w:rPr>
-              <w:t>3</w:t>
+              <w:t>1</w:t>
             </w:r>
           </w:p>
         </w:tc>
@@ -436,7 +436,7 @@
                 <w:sz w:val="22"/>
                 <w:u w:val="none"/>
               </w:rPr>
-              <w:t>At the end of 42 minutes I can build, test, and refine a physics-based engineering solution and use data from testing to...</w:t>
+              <w:t>At the end of 42 minutes I can apply and analyze my understanding to define a problem in terms of criteria and constrain...</w:t>
             </w:r>
           </w:p>
         </w:tc>
@@ -476,7 +476,7 @@
                 <w:sz w:val="22"/>
                 <w:u w:val="none"/>
               </w:rPr>
-              <w:t>Course Review and Regents Exam Preparation</w:t>
+              <w:t>Applying Physics to Real-World Design Challenges (Day 1 of 3)</w:t>
             </w:r>
           </w:p>
         </w:tc>
@@ -495,7 +495,7 @@
                 <w:sz w:val="22"/>
                 <w:u w:val="none"/>
               </w:rPr>
-              <w:t>3</w:t>
+              <w:t>1</w:t>
             </w:r>
           </w:p>
         </w:tc>
@@ -514,7 +514,249 @@
                 <w:sz w:val="22"/>
                 <w:u w:val="none"/>
               </w:rPr>
-              <w:t>At the end of 42 minutes I can apply concepts from all units of the Physics course to solve multi-step problems in the f...</w:t>
+              <w:t>At the end of 42 minutes I can define and describe key concepts related to: build, test, and refine a physics-based engi...</w:t>
+            </w:r>
+          </w:p>
+        </w:tc>
+      </w:tr>
+      <w:tr>
+        <w:tc>
+          <w:tcPr>
+            <w:tcW w:type="dxa" w:w="1008"/>
+            <w:shd w:fill="F2F2F2" w:val="clear"/>
+          </w:tcPr>
+          <w:p>
+            <w:r/>
+            <w:r>
+              <w:rPr>
+                <w:rFonts w:ascii="Calibri" w:hAnsi="Calibri"/>
+                <w:b w:val="0"/>
+                <w:i w:val="0"/>
+                <w:color w:val="000000"/>
+                <w:sz w:val="22"/>
+                <w:u w:val="none"/>
+              </w:rPr>
+              <w:t>4</w:t>
+            </w:r>
+          </w:p>
+        </w:tc>
+        <w:tc>
+          <w:tcPr>
+            <w:tcW w:type="dxa" w:w="2880"/>
+            <w:shd w:fill="F2F2F2" w:val="clear"/>
+          </w:tcPr>
+          <w:p>
+            <w:r/>
+            <w:r>
+              <w:rPr>
+                <w:rFonts w:ascii="Calibri" w:hAnsi="Calibri"/>
+                <w:b w:val="0"/>
+                <w:i w:val="0"/>
+                <w:color w:val="000000"/>
+                <w:sz w:val="22"/>
+                <w:u w:val="none"/>
+              </w:rPr>
+              <w:t>Applying Physics to Real-World Design Challenges (Day 2 of 3)</w:t>
+            </w:r>
+          </w:p>
+        </w:tc>
+        <w:tc>
+          <w:tcPr>
+            <w:tcW w:type="dxa" w:w="864"/>
+            <w:shd w:fill="F2F2F2" w:val="clear"/>
+          </w:tcPr>
+          <w:p>
+            <w:r/>
+            <w:r>
+              <w:rPr>
+                <w:rFonts w:ascii="Calibri" w:hAnsi="Calibri"/>
+                <w:b w:val="0"/>
+                <w:i w:val="0"/>
+                <w:color w:val="000000"/>
+                <w:sz w:val="22"/>
+                <w:u w:val="none"/>
+              </w:rPr>
+              <w:t>1</w:t>
+            </w:r>
+          </w:p>
+        </w:tc>
+        <w:tc>
+          <w:tcPr>
+            <w:tcW w:type="dxa" w:w="5040"/>
+            <w:shd w:fill="F2F2F2" w:val="clear"/>
+          </w:tcPr>
+          <w:p>
+            <w:r/>
+            <w:r>
+              <w:rPr>
+                <w:rFonts w:ascii="Calibri" w:hAnsi="Calibri"/>
+                <w:b w:val="0"/>
+                <w:i w:val="0"/>
+                <w:color w:val="000000"/>
+                <w:sz w:val="22"/>
+                <w:u w:val="none"/>
+              </w:rPr>
+              <w:t>At the end of 42 minutes I can apply and compare concepts and build, test, and refine a physics-based engineering soluti...</w:t>
+            </w:r>
+          </w:p>
+        </w:tc>
+      </w:tr>
+      <w:tr>
+        <w:tc>
+          <w:tcPr>
+            <w:tcW w:type="dxa" w:w="1008"/>
+          </w:tcPr>
+          <w:p>
+            <w:r/>
+            <w:r>
+              <w:rPr>
+                <w:rFonts w:ascii="Calibri" w:hAnsi="Calibri"/>
+                <w:b w:val="0"/>
+                <w:i w:val="0"/>
+                <w:color w:val="000000"/>
+                <w:sz w:val="22"/>
+                <w:u w:val="none"/>
+              </w:rPr>
+              <w:t>5</w:t>
+            </w:r>
+          </w:p>
+        </w:tc>
+        <w:tc>
+          <w:tcPr>
+            <w:tcW w:type="dxa" w:w="2880"/>
+          </w:tcPr>
+          <w:p>
+            <w:r/>
+            <w:r>
+              <w:rPr>
+                <w:rFonts w:ascii="Calibri" w:hAnsi="Calibri"/>
+                <w:b w:val="0"/>
+                <w:i w:val="0"/>
+                <w:color w:val="000000"/>
+                <w:sz w:val="22"/>
+                <w:u w:val="none"/>
+              </w:rPr>
+              <w:t>Applying Physics to Real-World Design Challenges (Day 3 of 3)</w:t>
+            </w:r>
+          </w:p>
+        </w:tc>
+        <w:tc>
+          <w:tcPr>
+            <w:tcW w:type="dxa" w:w="864"/>
+          </w:tcPr>
+          <w:p>
+            <w:r/>
+            <w:r>
+              <w:rPr>
+                <w:rFonts w:ascii="Calibri" w:hAnsi="Calibri"/>
+                <w:b w:val="0"/>
+                <w:i w:val="0"/>
+                <w:color w:val="000000"/>
+                <w:sz w:val="22"/>
+                <w:u w:val="none"/>
+              </w:rPr>
+              <w:t>1</w:t>
+            </w:r>
+          </w:p>
+        </w:tc>
+        <w:tc>
+          <w:tcPr>
+            <w:tcW w:type="dxa" w:w="5040"/>
+          </w:tcPr>
+          <w:p>
+            <w:r/>
+            <w:r>
+              <w:rPr>
+                <w:rFonts w:ascii="Calibri" w:hAnsi="Calibri"/>
+                <w:b w:val="0"/>
+                <w:i w:val="0"/>
+                <w:color w:val="000000"/>
+                <w:sz w:val="22"/>
+                <w:u w:val="none"/>
+              </w:rPr>
+              <w:t>At the end of 42 minutes I can evaluate and explain my understanding to build, test, and refine a physics-based engineer...</w:t>
+            </w:r>
+          </w:p>
+        </w:tc>
+      </w:tr>
+      <w:tr>
+        <w:tc>
+          <w:tcPr>
+            <w:tcW w:type="dxa" w:w="1008"/>
+            <w:shd w:fill="F2F2F2" w:val="clear"/>
+          </w:tcPr>
+          <w:p>
+            <w:r/>
+            <w:r>
+              <w:rPr>
+                <w:rFonts w:ascii="Calibri" w:hAnsi="Calibri"/>
+                <w:b w:val="0"/>
+                <w:i w:val="0"/>
+                <w:color w:val="000000"/>
+                <w:sz w:val="22"/>
+                <w:u w:val="none"/>
+              </w:rPr>
+              <w:t>6</w:t>
+            </w:r>
+          </w:p>
+        </w:tc>
+        <w:tc>
+          <w:tcPr>
+            <w:tcW w:type="dxa" w:w="2880"/>
+            <w:shd w:fill="F2F2F2" w:val="clear"/>
+          </w:tcPr>
+          <w:p>
+            <w:r/>
+            <w:r>
+              <w:rPr>
+                <w:rFonts w:ascii="Calibri" w:hAnsi="Calibri"/>
+                <w:b w:val="0"/>
+                <w:i w:val="0"/>
+                <w:color w:val="000000"/>
+                <w:sz w:val="22"/>
+                <w:u w:val="none"/>
+              </w:rPr>
+              <w:t>Course Review and Regents Exam Preparation (Day 1 of 3)</w:t>
+            </w:r>
+          </w:p>
+        </w:tc>
+        <w:tc>
+          <w:tcPr>
+            <w:tcW w:type="dxa" w:w="864"/>
+            <w:shd w:fill="F2F2F2" w:val="clear"/>
+          </w:tcPr>
+          <w:p>
+            <w:r/>
+            <w:r>
+              <w:rPr>
+                <w:rFonts w:ascii="Calibri" w:hAnsi="Calibri"/>
+                <w:b w:val="0"/>
+                <w:i w:val="0"/>
+                <w:color w:val="000000"/>
+                <w:sz w:val="22"/>
+                <w:u w:val="none"/>
+              </w:rPr>
+              <w:t>1</w:t>
+            </w:r>
+          </w:p>
+        </w:tc>
+        <w:tc>
+          <w:tcPr>
+            <w:tcW w:type="dxa" w:w="5040"/>
+            <w:shd w:fill="F2F2F2" w:val="clear"/>
+          </w:tcPr>
+          <w:p>
+            <w:r/>
+            <w:r>
+              <w:rPr>
+                <w:rFonts w:ascii="Calibri" w:hAnsi="Calibri"/>
+                <w:b w:val="0"/>
+                <w:i w:val="0"/>
+                <w:color w:val="000000"/>
+                <w:sz w:val="22"/>
+                <w:u w:val="none"/>
+              </w:rPr>
+              <w:t>At the end of 42 minutes I can define and describe key concepts related to: apply concepts from all units of the Physics...</w:t>
             </w:r>
           </w:p>
         </w:tc>
